--- a/public/level4/downloads/Level4_Lesson1.docx
+++ b/public/level4/downloads/Level4_Lesson1.docx
@@ -4812,7 +4812,7 @@
                 <w:i w:val="0"/>
                 <w:sz w:val="23"/>
               </w:rPr>
-              <w:t>gonna</w:t>
+              <w:t>going to</w:t>
             </w:r>
             <w:r>
               <w:rPr>
@@ -4844,7 +4844,7 @@
                 <w:i w:val="0"/>
                 <w:sz w:val="23"/>
               </w:rPr>
-              <w:t>wanna</w:t>
+              <w:t>want to</w:t>
             </w:r>
             <w:r>
               <w:rPr>
@@ -4852,7 +4852,7 @@
                 <w:i w:val="0"/>
                 <w:sz w:val="23"/>
               </w:rPr>
-              <w:t xml:space="preserve"> go camping." Say: "You will hear </w:t>
+              <w:t xml:space="preserve"> go camping." Say: "People often say </w:t>
             </w:r>
             <w:r>
               <w:rPr>
@@ -4884,7 +4884,7 @@
                 <w:i w:val="0"/>
                 <w:sz w:val="23"/>
               </w:rPr>
-              <w:t xml:space="preserve">. You can say </w:t>
+              <w:t xml:space="preserve">. This listening uses </w:t>
             </w:r>
             <w:r>
               <w:rPr>
@@ -4994,7 +4994,7 @@
                 <w:i w:val="0"/>
                 <w:sz w:val="23"/>
               </w:rPr>
-              <w:t xml:space="preserve"> read the script aloud with a volunteer (about 2:04), at a natural speed, two times. Say </w:t>
+              <w:t xml:space="preserve"> read the script aloud with a volunteer (about 2:06), at a natural speed, two times. The script says </w:t>
             </w:r>
             <w:r>
               <w:rPr>
@@ -5002,7 +5002,7 @@
                 <w:i/>
                 <w:sz w:val="23"/>
               </w:rPr>
-              <w:t>gonna</w:t>
+              <w:t>going to</w:t>
             </w:r>
             <w:r>
               <w:rPr>
@@ -5018,6 +5018,38 @@
                 <w:i/>
                 <w:sz w:val="23"/>
               </w:rPr>
+              <w:t>want to</w:t>
+            </w:r>
+            <w:r>
+              <w:rPr>
+                <w:b w:val="0"/>
+                <w:i w:val="0"/>
+                <w:sz w:val="23"/>
+              </w:rPr>
+              <w:t xml:space="preserve">. People often say </w:t>
+            </w:r>
+            <w:r>
+              <w:rPr>
+                <w:b w:val="0"/>
+                <w:i/>
+                <w:sz w:val="23"/>
+              </w:rPr>
+              <w:t>gonna</w:t>
+            </w:r>
+            <w:r>
+              <w:rPr>
+                <w:b w:val="0"/>
+                <w:i w:val="0"/>
+                <w:sz w:val="23"/>
+              </w:rPr>
+              <w:t xml:space="preserve"> and </w:t>
+            </w:r>
+            <w:r>
+              <w:rPr>
+                <w:b w:val="0"/>
+                <w:i/>
+                <w:sz w:val="23"/>
+              </w:rPr>
               <w:t>wanna</w:t>
             </w:r>
             <w:r>
@@ -5026,7 +5058,7 @@
                 <w:i w:val="0"/>
                 <w:sz w:val="23"/>
               </w:rPr>
-              <w:t xml:space="preserve"> where the script has them. When the audio is ready, it plays the conversation once; press play again for play 2. A third play is fine if the class needs it.</w:t>
+              <w:t>; learners only need to recognize those words. When the audio is ready, it plays the conversation once; press play again for play 2. A third play is fine if the class needs it.</w:t>
             </w:r>
           </w:p>
           <w:p>
@@ -6747,7 +6779,7 @@
           <w:color w:val="1B6F7A"/>
           <w:sz w:val="30"/>
         </w:rPr>
-        <w:t>Listening script (not recorded yet; about 2:04 when recorded; the conversation plays once, so press play again for the second listen)</w:t>
+        <w:t>Listening script (not recorded yet; about 2:06 when recorded; the conversation plays once, so press play again for the second listen)</w:t>
       </w:r>
     </w:p>
     <w:tbl>
@@ -6796,7 +6828,7 @@
                 <w:i w:val="0"/>
                 <w:sz w:val="22"/>
               </w:rPr>
-              <w:t xml:space="preserve"> the recording is coming soon. Until then, read the script aloud two times, with a volunteer if you can, at a natural, friendly speed. Say </w:t>
+              <w:t xml:space="preserve"> the recording is coming soon. Until then, read the script aloud two times, with a volunteer if you can, at a natural, friendly speed. The script says </w:t>
             </w:r>
             <w:r>
               <w:rPr>
@@ -6804,7 +6836,7 @@
                 <w:i/>
                 <w:sz w:val="22"/>
               </w:rPr>
-              <w:t>gonna</w:t>
+              <w:t>going to</w:t>
             </w:r>
             <w:r>
               <w:rPr>
@@ -6820,6 +6852,38 @@
                 <w:i/>
                 <w:sz w:val="22"/>
               </w:rPr>
+              <w:t>want to</w:t>
+            </w:r>
+            <w:r>
+              <w:rPr>
+                <w:b w:val="0"/>
+                <w:i w:val="0"/>
+                <w:sz w:val="22"/>
+              </w:rPr>
+              <w:t xml:space="preserve">. People often say </w:t>
+            </w:r>
+            <w:r>
+              <w:rPr>
+                <w:b w:val="0"/>
+                <w:i/>
+                <w:sz w:val="22"/>
+              </w:rPr>
+              <w:t>gonna</w:t>
+            </w:r>
+            <w:r>
+              <w:rPr>
+                <w:b w:val="0"/>
+                <w:i w:val="0"/>
+                <w:sz w:val="22"/>
+              </w:rPr>
+              <w:t xml:space="preserve"> and </w:t>
+            </w:r>
+            <w:r>
+              <w:rPr>
+                <w:b w:val="0"/>
+                <w:i/>
+                <w:sz w:val="22"/>
+              </w:rPr>
               <w:t>wanna</w:t>
             </w:r>
             <w:r>
@@ -6828,7 +6892,7 @@
                 <w:i w:val="0"/>
                 <w:sz w:val="22"/>
               </w:rPr>
-              <w:t xml:space="preserve"> where the script has them.</w:t>
+              <w:t>; learners only need to recognize those words.</w:t>
             </w:r>
           </w:p>
         </w:tc>
@@ -7037,7 +7101,7 @@
                 <w:i w:val="0"/>
                 <w:sz w:val="22"/>
               </w:rPr>
-              <w:t xml:space="preserve"> Good evening! I'm Ms. Grant, your teacher. Tonight we're gonna find things we have in common.</w:t>
+              <w:t xml:space="preserve"> Good evening! I'm Ms. Grant, your teacher. Tonight we're going to find things we have in common.</w:t>
             </w:r>
           </w:p>
           <w:p>
@@ -7226,7 +7290,7 @@
                 <w:i w:val="0"/>
                 <w:sz w:val="22"/>
               </w:rPr>
-              <w:t xml:space="preserve"> Yes, I ran a five K last year. I didn't win, but I finished!</w:t>
+              <w:t xml:space="preserve"> Yes, I ran a 5k last year. I didn't win, but I finished!</w:t>
             </w:r>
           </w:p>
           <w:p>
@@ -7268,7 +7332,7 @@
                 <w:i w:val="0"/>
                 <w:sz w:val="22"/>
               </w:rPr>
-              <w:t xml:space="preserve"> Great. So we've both seen snow, and we've both run a race.</w:t>
+              <w:t xml:space="preserve"> Great. So we have both seen snow, and we have both run a race.</w:t>
             </w:r>
           </w:p>
           <w:p>
@@ -7289,7 +7353,7 @@
                 <w:i w:val="0"/>
                 <w:sz w:val="22"/>
               </w:rPr>
-              <w:t xml:space="preserve"> Good job! Now, what have you never done, but you wanna try?</w:t>
+              <w:t xml:space="preserve"> Good job! Now, what have you never done, but you want to try?</w:t>
             </w:r>
           </w:p>
           <w:p>
@@ -7310,7 +7374,7 @@
                 <w:i w:val="0"/>
                 <w:sz w:val="22"/>
               </w:rPr>
-              <w:t xml:space="preserve"> I wanna go camping. I've never slept in a tent.</w:t>
+              <w:t xml:space="preserve"> I want to go camping. I've never slept in a tent.</w:t>
             </w:r>
           </w:p>
           <w:p>
@@ -7331,7 +7395,7 @@
                 <w:i w:val="0"/>
                 <w:sz w:val="22"/>
               </w:rPr>
-              <w:t xml:space="preserve"> And I wanna try sushi. I've never eaten it.</w:t>
+              <w:t xml:space="preserve"> And I want to try sushi. I've never eaten it.</w:t>
             </w:r>
           </w:p>
           <w:p>
@@ -8051,7 +8115,7 @@
           <w:i w:val="0"/>
           <w:sz w:val="23"/>
         </w:rPr>
-        <w:t xml:space="preserve"> the listening has </w:t>
+        <w:t xml:space="preserve"> the listening says </w:t>
       </w:r>
       <w:r>
         <w:rPr>
@@ -8059,7 +8123,7 @@
           <w:i/>
           <w:sz w:val="23"/>
         </w:rPr>
-        <w:t>gonna</w:t>
+        <w:t>going to</w:t>
       </w:r>
       <w:r>
         <w:rPr>
@@ -8075,7 +8139,7 @@
           <w:i/>
           <w:sz w:val="23"/>
         </w:rPr>
-        <w:t>wanna</w:t>
+        <w:t>want to</w:t>
       </w:r>
       <w:r>
         <w:rPr>
@@ -8083,7 +8147,7 @@
           <w:i w:val="0"/>
           <w:sz w:val="23"/>
         </w:rPr>
-        <w:t xml:space="preserve">. Learners need to understand them; they can always say </w:t>
+        <w:t xml:space="preserve">. People often say </w:t>
       </w:r>
       <w:r>
         <w:rPr>
@@ -8091,7 +8155,7 @@
           <w:i/>
           <w:sz w:val="23"/>
         </w:rPr>
-        <w:t>going to</w:t>
+        <w:t>gonna</w:t>
       </w:r>
       <w:r>
         <w:rPr>
@@ -8107,7 +8171,7 @@
           <w:i/>
           <w:sz w:val="23"/>
         </w:rPr>
-        <w:t>want to</w:t>
+        <w:t>wanna</w:t>
       </w:r>
       <w:r>
         <w:rPr>
@@ -8115,7 +8179,7 @@
           <w:i w:val="0"/>
           <w:sz w:val="23"/>
         </w:rPr>
-        <w:t>.</w:t>
+        <w:t>. Learners only need to recognize the short forms; they can always say the full forms.</w:t>
       </w:r>
     </w:p>
     <w:p>
@@ -11423,7 +11487,7 @@
           <w:i w:val="0"/>
           <w:sz w:val="26"/>
         </w:rPr>
-        <w:t>gonna</w:t>
+        <w:t>going to</w:t>
       </w:r>
       <w:r>
         <w:rPr>
@@ -11455,7 +11519,7 @@
           <w:i w:val="0"/>
           <w:sz w:val="26"/>
         </w:rPr>
-        <w:t>wanna</w:t>
+        <w:t>want to</w:t>
       </w:r>
       <w:r>
         <w:rPr>

--- a/public/level4/downloads/Level4_Lesson1.docx
+++ b/public/level4/downloads/Level4_Lesson1.docx
@@ -35,7 +35,7 @@
           <w:i w:val="0"/>
           <w:sz w:val="22"/>
         </w:rPr>
-        <w:t xml:space="preserve"> Draft for review; not published.</w:t>
+        <w:t xml:space="preserve"> Complete lesson (all 13 Level 4 lessons are published).</w:t>
       </w:r>
     </w:p>
     <w:p>
@@ -134,7 +134,25 @@
           <w:i w:val="0"/>
           <w:sz w:val="22"/>
         </w:rPr>
-        <w:t>). Listening audio: not recorded yet (coming soon); until then, read the listening script in this plan aloud.</w:t>
+        <w:t xml:space="preserve">). Audio: </w:t>
+      </w:r>
+      <w:r>
+        <w:rPr>
+          <w:rFonts w:ascii="Consolas" w:hAnsi="Consolas"/>
+          <w:b w:val="0"/>
+          <w:i w:val="0"/>
+          <w:color w:val="8B1A1A"/>
+          <w:sz w:val="22"/>
+        </w:rPr>
+        <w:t>audio/L4_L1_listening.mp3</w:t>
+      </w:r>
+      <w:r>
+        <w:rPr>
+          <w:b w:val="0"/>
+          <w:i w:val="0"/>
+          <w:sz w:val="22"/>
+        </w:rPr>
+        <w:t>.</w:t>
       </w:r>
     </w:p>
     <w:tbl>
@@ -484,7 +502,7 @@
                 <w:i w:val="0"/>
                 <w:sz w:val="19"/>
               </w:rPr>
-              <w:t>Picture and license credits</w:t>
+              <w:t>Picture, audio, and license credits</w:t>
             </w:r>
           </w:p>
         </w:tc>
@@ -2000,15 +2018,17 @@
                 <w:i w:val="0"/>
                 <w:sz w:val="23"/>
               </w:rPr>
-              <w:t xml:space="preserve">Listening: </w:t>
-            </w:r>
-            <w:r>
-              <w:rPr>
-                <w:b/>
-                <w:i w:val="0"/>
+              <w:t xml:space="preserve">Listening: phone + small speaker, </w:t>
+            </w:r>
+            <w:r>
+              <w:rPr>
+                <w:rFonts w:ascii="Consolas" w:hAnsi="Consolas"/>
+                <w:b w:val="0"/>
+                <w:i w:val="0"/>
+                <w:color w:val="8B1A1A"/>
                 <w:sz w:val="23"/>
               </w:rPr>
-              <w:t>no recording yet.</w:t>
+              <w:t>L4_L1_listening.mp3</w:t>
             </w:r>
             <w:r>
               <w:rPr>
@@ -2016,7 +2036,7 @@
                 <w:i w:val="0"/>
                 <w:sz w:val="23"/>
               </w:rPr>
-              <w:t xml:space="preserve"> Read the listening script aloud (with a volunteer if you can), at a natural speed, two times.</w:t>
+              <w:t xml:space="preserve"> (about 2:05). No speaker? Read the script aloud with a volunteer.</w:t>
             </w:r>
           </w:p>
           <w:p>
@@ -4986,7 +5006,7 @@
                 <w:i w:val="0"/>
                 <w:sz w:val="23"/>
               </w:rPr>
-              <w:t>No recording yet:</w:t>
+              <w:t>The audio plays the conversation once (about 2:05).</w:t>
             </w:r>
             <w:r>
               <w:rPr>
@@ -4994,7 +5014,7 @@
                 <w:i w:val="0"/>
                 <w:sz w:val="23"/>
               </w:rPr>
-              <w:t xml:space="preserve"> read the script aloud with a volunteer (about 2:06), at a natural speed, two times. The script says </w:t>
+              <w:t xml:space="preserve"> Press play again for play 2. A third play is fine if the class needs it. The script says </w:t>
             </w:r>
             <w:r>
               <w:rPr>
@@ -5058,7 +5078,7 @@
                 <w:i w:val="0"/>
                 <w:sz w:val="23"/>
               </w:rPr>
-              <w:t>; learners only need to recognize those words. When the audio is ready, it plays the conversation once; press play again for play 2. A third play is fine if the class needs it.</w:t>
+              <w:t>; learners only need to recognize those words.</w:t>
             </w:r>
           </w:p>
           <w:p>
@@ -6779,7 +6799,26 @@
           <w:color w:val="1B6F7A"/>
           <w:sz w:val="30"/>
         </w:rPr>
-        <w:t>Listening script (not recorded yet; about 2:06 when recorded; the conversation plays once, so press play again for the second listen)</w:t>
+        <w:t xml:space="preserve">Listening script: </w:t>
+      </w:r>
+      <w:r>
+        <w:rPr>
+          <w:rFonts w:ascii="Consolas" w:hAnsi="Consolas"/>
+          <w:b/>
+          <w:i w:val="0"/>
+          <w:color w:val="8B1A1A"/>
+          <w:sz w:val="30"/>
+        </w:rPr>
+        <w:t>L4_L1_listening.mp3</w:t>
+      </w:r>
+      <w:r>
+        <w:rPr>
+          <w:b/>
+          <w:i w:val="0"/>
+          <w:color w:val="1B6F7A"/>
+          <w:sz w:val="30"/>
+        </w:rPr>
+        <w:t xml:space="preserve"> (about 2:05; the conversation plays once, so press play again for the second listen)</w:t>
       </w:r>
     </w:p>
     <w:tbl>
@@ -6828,7 +6867,25 @@
                 <w:i w:val="0"/>
                 <w:sz w:val="22"/>
               </w:rPr>
-              <w:t xml:space="preserve"> the recording is coming soon. Until then, read the script aloud two times, with a volunteer if you can, at a natural, friendly speed. The script says </w:t>
+              <w:t xml:space="preserve"> play </w:t>
+            </w:r>
+            <w:r>
+              <w:rPr>
+                <w:rFonts w:ascii="Consolas" w:hAnsi="Consolas"/>
+                <w:b w:val="0"/>
+                <w:i w:val="0"/>
+                <w:color w:val="8B1A1A"/>
+                <w:sz w:val="22"/>
+              </w:rPr>
+              <w:t>L4_L1_listening.mp3</w:t>
+            </w:r>
+            <w:r>
+              <w:rPr>
+                <w:b w:val="0"/>
+                <w:i w:val="0"/>
+                <w:sz w:val="22"/>
+              </w:rPr>
+              <w:t xml:space="preserve"> from a phone + small speaker. No speaker? Read the script with a volunteer, at a natural, friendly speed. The script says </w:t>
             </w:r>
             <w:r>
               <w:rPr>
@@ -20671,7 +20728,7 @@
           <w:i w:val="0"/>
           <w:sz w:val="22"/>
         </w:rPr>
-        <w:t>Listening audio: not recorded yet. When it is made, it will use synthetic voices made with Chatterbox TTS (Resemble AI, MIT License), cloned from synthetic reference clips made with Kokoro-82M (Apache License 2.0), with no recordings of real people. The names and the story are invented.</w:t>
+        <w:t>Listening audio: synthetic voices made with Chatterbox TTS (Resemble AI, MIT License), cloned from synthetic reference clips made with Kokoro-82M (Apache License 2.0). No recordings of real people were used. Each file carries an inaudible Perth watermark marking it as AI-generated. The names and the story are invented.</w:t>
       </w:r>
     </w:p>
     <w:p>
@@ -20709,7 +20766,7 @@
         <w:color w:val="555555"/>
         <w:sz w:val="17"/>
       </w:rPr>
-      <w:t xml:space="preserve">Level 4 ESL · Lesson 1 · Draft for review   |   page </w:t>
+      <w:t xml:space="preserve">Level 4 ESL · Lesson 1   |   page </w:t>
     </w:r>
     <w:r>
       <w:rPr>

--- a/public/level4/downloads/Level4_Lesson1.docx
+++ b/public/level4/downloads/Level4_Lesson1.docx
@@ -8204,7 +8204,7 @@
           <w:i w:val="0"/>
           <w:sz w:val="23"/>
         </w:rPr>
-        <w:t xml:space="preserve">. People often say </w:t>
+        <w:t xml:space="preserve">. Tell learners: people often say </w:t>
       </w:r>
       <w:r>
         <w:rPr>
@@ -8236,7 +8236,7 @@
           <w:i w:val="0"/>
           <w:sz w:val="23"/>
         </w:rPr>
-        <w:t>. Learners only need to recognize the short forms; they can always say the full forms.</w:t>
+        <w:t>, and they will hear them a lot. The short forms are fine in casual talk; in writing or at a job interview, use the full forms.</w:t>
       </w:r>
     </w:p>
     <w:p>
@@ -11584,7 +11584,39 @@
           <w:i w:val="0"/>
           <w:sz w:val="26"/>
         </w:rPr>
-        <w:t xml:space="preserve"> go camping." You can say </w:t>
+        <w:t xml:space="preserve"> go camping." People often say </w:t>
+      </w:r>
+      <w:r>
+        <w:rPr>
+          <w:b w:val="0"/>
+          <w:i/>
+          <w:sz w:val="26"/>
+        </w:rPr>
+        <w:t>gonna</w:t>
+      </w:r>
+      <w:r>
+        <w:rPr>
+          <w:b w:val="0"/>
+          <w:i w:val="0"/>
+          <w:sz w:val="26"/>
+        </w:rPr>
+        <w:t xml:space="preserve"> (going to) and </w:t>
+      </w:r>
+      <w:r>
+        <w:rPr>
+          <w:b w:val="0"/>
+          <w:i/>
+          <w:sz w:val="26"/>
+        </w:rPr>
+        <w:t>wanna</w:t>
+      </w:r>
+      <w:r>
+        <w:rPr>
+          <w:b w:val="0"/>
+          <w:i w:val="0"/>
+          <w:sz w:val="26"/>
+        </w:rPr>
+        <w:t xml:space="preserve"> (want to), and you will hear them a lot. They are fine with friends; in writing or at a job interview, use </w:t>
       </w:r>
       <w:r>
         <w:rPr>
